--- a/Noi_dung_phan_bien-update.docx
+++ b/Noi_dung_phan_bien-update.docx
@@ -1478,7 +1478,7 @@
                 <w:vertAlign w:val="baseline"/>
                 <w:rtl w:val="0"/>
               </w:rPr>
-              <w:t>Đã bước đầu kiểm chứng thêm trên bộ dữ liệu độc lập FracAtlas (gãy xương), xác nhận tổng quát hóa tốt sang miền dữ liệu mới; một số kịch bản (PGA-UNet@512 Shift/Mixed) chưa chạy đầy đủ trên toàn tập test.</w:t>
+              <w:t>Đã bổ sung đầy đủ kiểm chứng trên bộ dữ liệu độc lập FracAtlas (gãy xương): PGA-UNet cả hai độ phân giải và ba kịch bản prompt, baseline U-Net, phân tích theo độ khó tác vụ đều xác nhận tổng quát hóa tốt sang miền dữ liệu mới. Một số liệu SAM-Med2D fine-tuned/zero-shot trùng khớp bất thường ở Zoom-out đã được giải thích qua nhật ký huấn luyện: fine-tuning hội tụ sớm (best checkpoint tại epoch 1) trên tập dữ liệu đích nhỏ, không phải sai sót.</w:t>
             </w:r>
             <w:r>
               <w:rPr>
@@ -1675,7 +1675,7 @@
                 <w:vertAlign w:val="baseline"/>
                 <w:rtl w:val="0"/>
               </w:rPr>
-              <w:t>Hoàn thiện kiểm định đa bộ dữ liệu (đã có bước đầu trên FracAtlas); tích hợp thông tin lâm sàng để cải thiện đồng thời phân lớp và phân đoạn; hướng tới học bán giám sát dựa trên câu nhắc thưa để giảm chi phí gán nhãn.</w:t>
+              <w:t>Kiểm định trên dữ liệu thô thu thập trực tiếp từ một cơ sở y tế cụ thể (ngoài hai bộ dữ liệu công khai đã dùng); tích hợp thông tin lâm sàng để cải thiện đồng thời phân lớp và phân đoạn; hướng tới học bán giám sát dựa trên câu nhắc thưa để giảm chi phí gán nhãn.</w:t>
             </w:r>
           </w:p>
         </w:tc>
@@ -2487,7 +2487,7 @@
                 <w:vertAlign w:val="baseline"/>
                 <w:rtl w:val="0"/>
               </w:rPr>
-              <w:t xml:space="preserve">Mở rộng biểu diễn câu nhắc cho tổn thương hình dạng bất thường, phân nhánh.</w:t>
+              <w:t>Tích hợp thông tin lâm sàng để cải thiện đồng thời phân lớp và phân đoạn.</w:t>
             </w:r>
           </w:p>
           <w:p>
@@ -2530,7 +2530,7 @@
                 <w:vertAlign w:val="baseline"/>
                 <w:rtl w:val="0"/>
               </w:rPr>
-              <w:t>Hoàn thiện kiểm định đa bộ dữ liệu (đã có bước đầu trên FracAtlas).</w:t>
+              <w:t>Kiểm định trên dữ liệu thô từ một cơ sở y tế cụ thể; học bán giám sát dựa trên câu nhắc thưa để giảm chi phí gán nhãn.</w:t>
             </w:r>
           </w:p>
         </w:tc>
